--- a/Emmanuel_Kampuke_CV.docx
+++ b/Emmanuel_Kampuke_CV.docx
@@ -36,6 +36,7 @@
     </w:p>
     <w:p>
       <w:pPr>
+        <w:keepNext/>
         <w:pBdr>
           <w:bottom w:val="single" w:color="5B3FF8" w:sz="6" w:space="4"/>
         </w:pBdr>
@@ -69,6 +70,7 @@
     </w:p>
     <w:p>
       <w:pPr>
+        <w:keepNext/>
         <w:pBdr>
           <w:bottom w:val="single" w:color="5B3FF8" w:sz="6" w:space="4"/>
         </w:pBdr>
@@ -88,8 +90,10 @@
     </w:p>
     <w:p>
       <w:pPr>
+        <w:keepNext/>
+        <w:keepLines/>
         <w:tabs>
-          <w:tab w:val="right" w:pos="9360"/>
+          <w:tab w:val="right" w:pos="10110"/>
         </w:tabs>
         <w:spacing w:after="40" w:before="160"/>
       </w:pPr>
@@ -116,8 +120,10 @@
     </w:p>
     <w:p>
       <w:pPr>
+        <w:keepNext/>
+        <w:keepLines/>
         <w:tabs>
-          <w:tab w:val="right" w:pos="9360"/>
+          <w:tab w:val="right" w:pos="10110"/>
         </w:tabs>
         <w:spacing w:after="60" w:before="0"/>
       </w:pPr>
@@ -136,6 +142,8 @@
     <w:p>
       <w:pPr>
         <w:pStyle w:val="ListParagraph"/>
+        <w:keepNext/>
+        <w:keepLines/>
         <w:numPr>
           <w:ilvl w:val="0"/>
           <w:numId w:val="1"/>
@@ -171,6 +179,8 @@
     <w:p>
       <w:pPr>
         <w:pStyle w:val="ListParagraph"/>
+        <w:keepNext/>
+        <w:keepLines/>
         <w:numPr>
           <w:ilvl w:val="0"/>
           <w:numId w:val="1"/>
@@ -190,6 +200,8 @@
     <w:p>
       <w:pPr>
         <w:pStyle w:val="ListParagraph"/>
+        <w:keepNext/>
+        <w:keepLines/>
         <w:numPr>
           <w:ilvl w:val="0"/>
           <w:numId w:val="1"/>
@@ -209,6 +221,8 @@
     <w:p>
       <w:pPr>
         <w:pStyle w:val="ListParagraph"/>
+        <w:keepNext/>
+        <w:keepLines/>
         <w:numPr>
           <w:ilvl w:val="0"/>
           <w:numId w:val="1"/>
@@ -228,6 +242,8 @@
     <w:p>
       <w:pPr>
         <w:pStyle w:val="ListParagraph"/>
+        <w:keepNext/>
+        <w:keepLines/>
         <w:numPr>
           <w:ilvl w:val="0"/>
           <w:numId w:val="1"/>
@@ -247,6 +263,8 @@
     <w:p>
       <w:pPr>
         <w:pStyle w:val="ListParagraph"/>
+        <w:keepNext/>
+        <w:keepLines/>
         <w:numPr>
           <w:ilvl w:val="0"/>
           <w:numId w:val="1"/>
@@ -266,6 +284,8 @@
     <w:p>
       <w:pPr>
         <w:pStyle w:val="ListParagraph"/>
+        <w:keepNext/>
+        <w:keepLines/>
         <w:numPr>
           <w:ilvl w:val="0"/>
           <w:numId w:val="1"/>
@@ -285,6 +305,7 @@
     <w:p>
       <w:pPr>
         <w:pStyle w:val="ListParagraph"/>
+        <w:keepLines/>
         <w:numPr>
           <w:ilvl w:val="0"/>
           <w:numId w:val="1"/>
@@ -308,8 +329,10 @@
     </w:p>
     <w:p>
       <w:pPr>
+        <w:keepNext/>
+        <w:keepLines/>
         <w:tabs>
-          <w:tab w:val="right" w:pos="9360"/>
+          <w:tab w:val="right" w:pos="10110"/>
         </w:tabs>
         <w:spacing w:after="40" w:before="160"/>
       </w:pPr>
@@ -336,8 +359,10 @@
     </w:p>
     <w:p>
       <w:pPr>
+        <w:keepNext/>
+        <w:keepLines/>
         <w:tabs>
-          <w:tab w:val="right" w:pos="9360"/>
+          <w:tab w:val="right" w:pos="10110"/>
         </w:tabs>
         <w:spacing w:after="60" w:before="0"/>
       </w:pPr>
@@ -356,6 +381,8 @@
     <w:p>
       <w:pPr>
         <w:pStyle w:val="ListParagraph"/>
+        <w:keepNext/>
+        <w:keepLines/>
         <w:numPr>
           <w:ilvl w:val="0"/>
           <w:numId w:val="1"/>
@@ -375,6 +402,8 @@
     <w:p>
       <w:pPr>
         <w:pStyle w:val="ListParagraph"/>
+        <w:keepNext/>
+        <w:keepLines/>
         <w:numPr>
           <w:ilvl w:val="0"/>
           <w:numId w:val="1"/>
@@ -394,6 +423,8 @@
     <w:p>
       <w:pPr>
         <w:pStyle w:val="ListParagraph"/>
+        <w:keepNext/>
+        <w:keepLines/>
         <w:numPr>
           <w:ilvl w:val="0"/>
           <w:numId w:val="1"/>
@@ -413,6 +444,8 @@
     <w:p>
       <w:pPr>
         <w:pStyle w:val="ListParagraph"/>
+        <w:keepNext/>
+        <w:keepLines/>
         <w:numPr>
           <w:ilvl w:val="0"/>
           <w:numId w:val="1"/>
@@ -432,6 +465,8 @@
     <w:p>
       <w:pPr>
         <w:pStyle w:val="ListParagraph"/>
+        <w:keepNext/>
+        <w:keepLines/>
         <w:numPr>
           <w:ilvl w:val="0"/>
           <w:numId w:val="1"/>
@@ -451,6 +486,8 @@
     <w:p>
       <w:pPr>
         <w:pStyle w:val="ListParagraph"/>
+        <w:keepNext/>
+        <w:keepLines/>
         <w:numPr>
           <w:ilvl w:val="0"/>
           <w:numId w:val="1"/>
@@ -470,6 +507,7 @@
     <w:p>
       <w:pPr>
         <w:pStyle w:val="ListParagraph"/>
+        <w:keepLines/>
         <w:numPr>
           <w:ilvl w:val="0"/>
           <w:numId w:val="1"/>
@@ -488,6 +526,7 @@
     </w:p>
     <w:p>
       <w:pPr>
+        <w:keepNext/>
         <w:pBdr>
           <w:bottom w:val="single" w:color="5B3FF8" w:sz="6" w:space="4"/>
         </w:pBdr>
@@ -507,8 +546,10 @@
     </w:p>
     <w:p>
       <w:pPr>
+        <w:keepNext/>
+        <w:keepLines/>
         <w:tabs>
-          <w:tab w:val="right" w:pos="9360"/>
+          <w:tab w:val="right" w:pos="10110"/>
         </w:tabs>
         <w:spacing w:after="40" w:before="160"/>
       </w:pPr>
@@ -535,8 +576,10 @@
     </w:p>
     <w:p>
       <w:pPr>
+        <w:keepNext/>
+        <w:keepLines/>
         <w:tabs>
-          <w:tab w:val="right" w:pos="9360"/>
+          <w:tab w:val="right" w:pos="10110"/>
         </w:tabs>
         <w:spacing w:after="60" w:before="0"/>
       </w:pPr>
@@ -555,6 +598,8 @@
     <w:p>
       <w:pPr>
         <w:pStyle w:val="ListParagraph"/>
+        <w:keepNext/>
+        <w:keepLines/>
         <w:numPr>
           <w:ilvl w:val="0"/>
           <w:numId w:val="1"/>
@@ -574,6 +619,8 @@
     <w:p>
       <w:pPr>
         <w:pStyle w:val="ListParagraph"/>
+        <w:keepNext/>
+        <w:keepLines/>
         <w:numPr>
           <w:ilvl w:val="0"/>
           <w:numId w:val="1"/>
@@ -593,6 +640,8 @@
     <w:p>
       <w:pPr>
         <w:pStyle w:val="ListParagraph"/>
+        <w:keepNext/>
+        <w:keepLines/>
         <w:numPr>
           <w:ilvl w:val="0"/>
           <w:numId w:val="1"/>
@@ -612,6 +661,8 @@
     <w:p>
       <w:pPr>
         <w:pStyle w:val="ListParagraph"/>
+        <w:keepNext/>
+        <w:keepLines/>
         <w:numPr>
           <w:ilvl w:val="0"/>
           <w:numId w:val="1"/>
@@ -631,6 +682,7 @@
     <w:p>
       <w:pPr>
         <w:pStyle w:val="ListParagraph"/>
+        <w:keepLines/>
         <w:numPr>
           <w:ilvl w:val="0"/>
           <w:numId w:val="1"/>
@@ -649,6 +701,7 @@
     </w:p>
     <w:p>
       <w:pPr>
+        <w:keepNext/>
         <w:pBdr>
           <w:bottom w:val="single" w:color="5B3FF8" w:sz="6" w:space="4"/>
         </w:pBdr>
@@ -668,8 +721,10 @@
     </w:p>
     <w:p>
       <w:pPr>
+        <w:keepNext/>
+        <w:keepLines/>
         <w:tabs>
-          <w:tab w:val="right" w:pos="9360"/>
+          <w:tab w:val="right" w:pos="10110"/>
         </w:tabs>
         <w:spacing w:after="40" w:before="160"/>
       </w:pPr>
@@ -696,8 +751,10 @@
     </w:p>
     <w:p>
       <w:pPr>
+        <w:keepNext/>
+        <w:keepLines/>
         <w:tabs>
-          <w:tab w:val="right" w:pos="9360"/>
+          <w:tab w:val="right" w:pos="10110"/>
         </w:tabs>
         <w:spacing w:after="60" w:before="0"/>
       </w:pPr>
@@ -710,12 +767,14 @@
           <w:sz w:val="18"/>
           <w:szCs w:val="18"/>
         </w:rPr>
-        <w:t xml:space="preserve"> PHP, Hostinger</w:t>
-      </w:r>
-    </w:p>
-    <w:p>
-      <w:pPr>
-        <w:pStyle w:val="ListParagraph"/>
+        <w:t>PHP, Hostinger</w:t>
+      </w:r>
+    </w:p>
+    <w:p>
+      <w:pPr>
+        <w:pStyle w:val="ListParagraph"/>
+        <w:keepNext/>
+        <w:keepLines/>
         <w:numPr>
           <w:ilvl w:val="0"/>
           <w:numId w:val="1"/>
@@ -735,6 +794,8 @@
     <w:p>
       <w:pPr>
         <w:pStyle w:val="ListParagraph"/>
+        <w:keepNext/>
+        <w:keepLines/>
         <w:numPr>
           <w:ilvl w:val="0"/>
           <w:numId w:val="1"/>
@@ -754,6 +815,8 @@
     <w:p>
       <w:pPr>
         <w:pStyle w:val="ListParagraph"/>
+        <w:keepNext/>
+        <w:keepLines/>
         <w:numPr>
           <w:ilvl w:val="0"/>
           <w:numId w:val="1"/>
@@ -773,6 +836,8 @@
     <w:p>
       <w:pPr>
         <w:pStyle w:val="ListParagraph"/>
+        <w:keepNext/>
+        <w:keepLines/>
         <w:numPr>
           <w:ilvl w:val="0"/>
           <w:numId w:val="1"/>
@@ -792,6 +857,7 @@
     <w:p>
       <w:pPr>
         <w:pStyle w:val="ListParagraph"/>
+        <w:keepLines/>
         <w:numPr>
           <w:ilvl w:val="0"/>
           <w:numId w:val="1"/>
@@ -815,8 +881,10 @@
     </w:p>
     <w:p>
       <w:pPr>
+        <w:keepNext/>
+        <w:keepLines/>
         <w:tabs>
-          <w:tab w:val="right" w:pos="9360"/>
+          <w:tab w:val="right" w:pos="10110"/>
         </w:tabs>
         <w:spacing w:after="40" w:before="160"/>
       </w:pPr>
@@ -843,8 +911,10 @@
     </w:p>
     <w:p>
       <w:pPr>
+        <w:keepNext/>
+        <w:keepLines/>
         <w:tabs>
-          <w:tab w:val="right" w:pos="9360"/>
+          <w:tab w:val="right" w:pos="10110"/>
         </w:tabs>
         <w:spacing w:after="60" w:before="0"/>
       </w:pPr>
@@ -863,6 +933,8 @@
     <w:p>
       <w:pPr>
         <w:pStyle w:val="ListParagraph"/>
+        <w:keepNext/>
+        <w:keepLines/>
         <w:numPr>
           <w:ilvl w:val="0"/>
           <w:numId w:val="1"/>
@@ -882,6 +954,8 @@
     <w:p>
       <w:pPr>
         <w:pStyle w:val="ListParagraph"/>
+        <w:keepNext/>
+        <w:keepLines/>
         <w:numPr>
           <w:ilvl w:val="0"/>
           <w:numId w:val="1"/>
@@ -901,6 +975,8 @@
     <w:p>
       <w:pPr>
         <w:pStyle w:val="ListParagraph"/>
+        <w:keepNext/>
+        <w:keepLines/>
         <w:numPr>
           <w:ilvl w:val="0"/>
           <w:numId w:val="1"/>
@@ -920,6 +996,8 @@
     <w:p>
       <w:pPr>
         <w:pStyle w:val="ListParagraph"/>
+        <w:keepNext/>
+        <w:keepLines/>
         <w:numPr>
           <w:ilvl w:val="0"/>
           <w:numId w:val="1"/>
@@ -939,6 +1017,7 @@
     <w:p>
       <w:pPr>
         <w:pStyle w:val="ListParagraph"/>
+        <w:keepLines/>
         <w:numPr>
           <w:ilvl w:val="0"/>
           <w:numId w:val="1"/>
@@ -962,8 +1041,10 @@
     </w:p>
     <w:p>
       <w:pPr>
+        <w:keepNext/>
+        <w:keepLines/>
         <w:tabs>
-          <w:tab w:val="right" w:pos="9360"/>
+          <w:tab w:val="right" w:pos="10110"/>
         </w:tabs>
         <w:spacing w:after="40" w:before="160"/>
       </w:pPr>
@@ -990,8 +1071,10 @@
     </w:p>
     <w:p>
       <w:pPr>
+        <w:keepNext/>
+        <w:keepLines/>
         <w:tabs>
-          <w:tab w:val="right" w:pos="9360"/>
+          <w:tab w:val="right" w:pos="10110"/>
         </w:tabs>
         <w:spacing w:after="60" w:before="0"/>
       </w:pPr>
@@ -1010,6 +1093,8 @@
     <w:p>
       <w:pPr>
         <w:pStyle w:val="ListParagraph"/>
+        <w:keepNext/>
+        <w:keepLines/>
         <w:numPr>
           <w:ilvl w:val="0"/>
           <w:numId w:val="1"/>
@@ -1029,6 +1114,8 @@
     <w:p>
       <w:pPr>
         <w:pStyle w:val="ListParagraph"/>
+        <w:keepNext/>
+        <w:keepLines/>
         <w:numPr>
           <w:ilvl w:val="0"/>
           <w:numId w:val="1"/>
@@ -1048,6 +1135,8 @@
     <w:p>
       <w:pPr>
         <w:pStyle w:val="ListParagraph"/>
+        <w:keepNext/>
+        <w:keepLines/>
         <w:numPr>
           <w:ilvl w:val="0"/>
           <w:numId w:val="1"/>
@@ -1067,6 +1156,8 @@
     <w:p>
       <w:pPr>
         <w:pStyle w:val="ListParagraph"/>
+        <w:keepNext/>
+        <w:keepLines/>
         <w:numPr>
           <w:ilvl w:val="0"/>
           <w:numId w:val="1"/>
@@ -1086,6 +1177,7 @@
     <w:p>
       <w:pPr>
         <w:pStyle w:val="ListParagraph"/>
+        <w:keepLines/>
         <w:numPr>
           <w:ilvl w:val="0"/>
           <w:numId w:val="1"/>
@@ -1104,6 +1196,7 @@
     </w:p>
     <w:p>
       <w:pPr>
+        <w:keepNext/>
         <w:pBdr>
           <w:bottom w:val="single" w:color="5B3FF8" w:sz="6" w:space="4"/>
         </w:pBdr>
@@ -1121,191 +1214,362 @@
         <w:t xml:space="preserve">SKILLS</w:t>
       </w:r>
     </w:p>
-    <w:p>
-      <w:pPr>
-        <w:tabs>
-          <w:tab w:val="right" w:pos="9360"/>
-        </w:tabs>
-        <w:spacing w:after="60" w:before="60"/>
-      </w:pPr>
-      <w:r>
-        <w:rPr>
-          <w:rFonts w:ascii="Calibri" w:cs="Calibri" w:eastAsia="Calibri" w:hAnsi="Calibri"/>
-          <w:b/>
-          <w:bCs/>
-          <w:color w:val="111111"/>
-          <w:sz w:val="18"/>
-          <w:szCs w:val="18"/>
-        </w:rPr>
-        <w:t xml:space="preserve">Web Development</w:t>
-      </w:r>
-      <w:r>
-        <w:rPr>
-          <w:rFonts w:ascii="Calibri" w:cs="Calibri" w:eastAsia="Calibri" w:hAnsi="Calibri"/>
-          <w:color w:val="555555"/>
-          <w:sz w:val="18"/>
-          <w:szCs w:val="18"/>
-        </w:rPr>
-        <w:t xml:space="preserve">  —  PHP, WordPress, HTML, CSS, Elementor, AI-assisted development (Claude)</w:t>
-      </w:r>
-      <w:r>
-        <w:rPr>
-          <w:rFonts w:ascii="Calibri" w:cs="Calibri" w:eastAsia="Calibri" w:hAnsi="Calibri"/>
-          <w:color w:val="5B3FF8"/>
-          <w:sz w:val="17"/>
-          <w:szCs w:val="17"/>
-        </w:rPr>
-        <w:t xml:space="preserve">	●●●○○  Competent</w:t>
-      </w:r>
-    </w:p>
-    <w:p>
-      <w:pPr>
-        <w:tabs>
-          <w:tab w:val="right" w:pos="9360"/>
-        </w:tabs>
-        <w:spacing w:after="60" w:before="60"/>
-      </w:pPr>
-      <w:r>
-        <w:rPr>
-          <w:rFonts w:ascii="Calibri" w:cs="Calibri" w:eastAsia="Calibri" w:hAnsi="Calibri"/>
-          <w:b/>
-          <w:bCs/>
-          <w:color w:val="111111"/>
-          <w:sz w:val="18"/>
-          <w:szCs w:val="18"/>
-        </w:rPr>
-        <w:t xml:space="preserve">Hosting &amp; Administration</w:t>
-      </w:r>
-      <w:r>
-        <w:rPr>
-          <w:rFonts w:ascii="Calibri" w:cs="Calibri" w:eastAsia="Calibri" w:hAnsi="Calibri"/>
-          <w:color w:val="555555"/>
-          <w:sz w:val="18"/>
-          <w:szCs w:val="18"/>
-        </w:rPr>
-        <w:t xml:space="preserve">  —  Hostinger, cPanel, Domain Management, Website Deployment, Backups</w:t>
-      </w:r>
-      <w:r>
-        <w:rPr>
-          <w:rFonts w:ascii="Calibri" w:cs="Calibri" w:eastAsia="Calibri" w:hAnsi="Calibri"/>
-          <w:color w:val="5B3FF8"/>
-          <w:sz w:val="17"/>
-          <w:szCs w:val="17"/>
-        </w:rPr>
-        <w:t xml:space="preserve">	●●●●○  Proficient</w:t>
-      </w:r>
-    </w:p>
-    <w:p>
-      <w:pPr>
-        <w:tabs>
-          <w:tab w:val="right" w:pos="9360"/>
-        </w:tabs>
-        <w:spacing w:after="60" w:before="60"/>
-      </w:pPr>
-      <w:r>
-        <w:rPr>
-          <w:rFonts w:ascii="Calibri" w:cs="Calibri" w:eastAsia="Calibri" w:hAnsi="Calibri"/>
-          <w:b/>
-          <w:bCs/>
-          <w:color w:val="111111"/>
-          <w:sz w:val="18"/>
-          <w:szCs w:val="18"/>
-        </w:rPr>
-        <w:t xml:space="preserve">CMS &amp; Website Management</w:t>
-      </w:r>
-      <w:r>
-        <w:rPr>
-          <w:rFonts w:ascii="Calibri" w:cs="Calibri" w:eastAsia="Calibri" w:hAnsi="Calibri"/>
-          <w:color w:val="555555"/>
-          <w:sz w:val="18"/>
-          <w:szCs w:val="18"/>
-        </w:rPr>
-        <w:t xml:space="preserve">  —  WordPress Administration, Plugin Management, Content Updates, Website Maintenance</w:t>
-      </w:r>
-      <w:r>
-        <w:rPr>
-          <w:rFonts w:ascii="Calibri" w:cs="Calibri" w:eastAsia="Calibri" w:hAnsi="Calibri"/>
-          <w:color w:val="5B3FF8"/>
-          <w:sz w:val="17"/>
-          <w:szCs w:val="17"/>
-        </w:rPr>
-        <w:t xml:space="preserve">	●●●●○  Proficient</w:t>
-      </w:r>
-    </w:p>
-    <w:p>
-      <w:pPr>
-        <w:tabs>
-          <w:tab w:val="right" w:pos="9360"/>
-        </w:tabs>
-        <w:spacing w:after="60" w:before="60"/>
-      </w:pPr>
-      <w:r>
-        <w:rPr>
-          <w:rFonts w:ascii="Calibri" w:cs="Calibri" w:eastAsia="Calibri" w:hAnsi="Calibri"/>
-          <w:b/>
-          <w:bCs/>
-          <w:color w:val="111111"/>
-          <w:sz w:val="18"/>
-          <w:szCs w:val="18"/>
-        </w:rPr>
-        <w:t xml:space="preserve">Security</w:t>
-      </w:r>
-      <w:r>
-        <w:rPr>
-          <w:rFonts w:ascii="Calibri" w:cs="Calibri" w:eastAsia="Calibri" w:hAnsi="Calibri"/>
-          <w:color w:val="555555"/>
-          <w:sz w:val="18"/>
-          <w:szCs w:val="18"/>
-        </w:rPr>
-        <w:t xml:space="preserve">  —  Security Awareness Testing, Simulated Phishing Page Development, SOC Operations, Website Troubleshooting</w:t>
-      </w:r>
-      <w:r>
-        <w:rPr>
-          <w:rFonts w:ascii="Calibri" w:cs="Calibri" w:eastAsia="Calibri" w:hAnsi="Calibri"/>
-          <w:color w:val="5B3FF8"/>
-          <w:sz w:val="17"/>
-          <w:szCs w:val="17"/>
-        </w:rPr>
-        <w:t xml:space="preserve">	●●●●●  Expert</w:t>
-      </w:r>
-    </w:p>
-    <w:p>
-      <w:pPr>
-        <w:tabs>
-          <w:tab w:val="right" w:pos="9360"/>
-        </w:tabs>
-        <w:spacing w:after="60" w:before="60"/>
-      </w:pPr>
-      <w:r>
-        <w:rPr>
-          <w:rFonts w:ascii="Calibri" w:cs="Calibri" w:eastAsia="Calibri" w:hAnsi="Calibri"/>
-          <w:b/>
-          <w:bCs/>
-          <w:color w:val="111111"/>
-          <w:sz w:val="18"/>
-          <w:szCs w:val="18"/>
-        </w:rPr>
-        <w:t xml:space="preserve">Digital Tools</w:t>
-      </w:r>
-      <w:r>
-        <w:rPr>
-          <w:rFonts w:ascii="Calibri" w:cs="Calibri" w:eastAsia="Calibri" w:hAnsi="Calibri"/>
-          <w:color w:val="555555"/>
-          <w:sz w:val="18"/>
-          <w:szCs w:val="18"/>
-        </w:rPr>
-        <w:t xml:space="preserve">  —  Google Workspace, Canva, Social Media Management Other: Responsive Design, Website Testing, Client Requirements Gathering, Technical Support</w:t>
-      </w:r>
-      <w:r>
-        <w:rPr>
-          <w:rFonts w:ascii="Calibri" w:cs="Calibri" w:eastAsia="Calibri" w:hAnsi="Calibri"/>
-          <w:color w:val="5B3FF8"/>
-          <w:sz w:val="17"/>
-          <w:szCs w:val="17"/>
-        </w:rPr>
-        <w:t xml:space="preserve">	●●●●●  Expert</w:t>
-      </w:r>
-    </w:p>
+    <w:tbl>
+      <w:tblPr>
+        <w:tblLook w:firstColumn="1" w:firstRow="1" w:lastColumn="0" w:lastRow="0" w:noHBand="0" w:noVBand="1" w:val="04A0"/>
+        <w:tblBorders>
+          <w:top w:val="nil"/>
+          <w:left w:val="nil"/>
+          <w:bottom w:val="nil"/>
+          <w:right w:val="nil"/>
+          <w:insideH w:val="nil"/>
+          <w:insideV w:val="nil"/>
+        </w:tblBorders>
+        <w:tblW w:w="10110" w:type="dxa"/>
+        <w:tblLayout w:type="fixed"/>
+        <w:tblCellMar>
+          <w:left w:w="0" w:type="dxa"/>
+          <w:right w:w="0" w:type="dxa"/>
+        </w:tblCellMar>
+      </w:tblPr>
+      <w:tblGrid>
+        <w:gridCol w:w="8760"/>
+        <w:gridCol w:w="1350"/>
+      </w:tblGrid>
+      <w:tr>
+        <w:trPr>
+          <w:cantSplit/>
+        </w:trPr>
+        <w:tc>
+          <w:tcPr>
+            <w:tcW w:type="dxa" w:w="8760"/>
+          </w:tcPr>
+          <w:p>
+            <w:pPr>
+              <w:keepLines/>
+              <w:spacing w:after="60" w:before="60"/>
+            </w:pPr>
+            <w:r>
+              <w:rPr>
+                <w:rFonts w:ascii="Calibri" w:cs="Calibri" w:eastAsia="Calibri" w:hAnsi="Calibri"/>
+                <w:b/>
+                <w:bCs/>
+                <w:color w:val="111111"/>
+                <w:sz w:val="18"/>
+                <w:szCs w:val="18"/>
+              </w:rPr>
+              <w:t xml:space="preserve">Web Development</w:t>
+            </w:r>
+            <w:r>
+              <w:rPr>
+                <w:rFonts w:ascii="Calibri" w:cs="Calibri" w:eastAsia="Calibri" w:hAnsi="Calibri"/>
+                <w:color w:val="555555"/>
+                <w:sz w:val="18"/>
+                <w:szCs w:val="18"/>
+              </w:rPr>
+              <w:t xml:space="preserve">  —  PHP, WordPress, HTML, CSS, Elementor, AI-assisted development (Claude)</w:t>
+            </w:r>
+          </w:p>
+        </w:tc>
+        <w:tc>
+          <w:tcPr>
+            <w:tcW w:type="dxa" w:w="1350"/>
+          </w:tcPr>
+          <w:p>
+            <w:pPr>
+              <w:keepLines/>
+              <w:spacing w:after="60" w:before="60"/>
+              <w:jc w:val="right"/>
+            </w:pPr>
+            <w:r>
+              <w:rPr>
+                <w:rFonts w:ascii="Calibri" w:cs="Calibri" w:eastAsia="Calibri" w:hAnsi="Calibri"/>
+                <w:color w:val="5B3FF8"/>
+                <w:sz w:val="17"/>
+                <w:szCs w:val="17"/>
+              </w:rPr>
+              <w:t xml:space="preserve">●●●○○  Competent</w:t>
+            </w:r>
+          </w:p>
+        </w:tc>
+      </w:tr>
+      <w:tr>
+        <w:trPr>
+          <w:cantSplit/>
+        </w:trPr>
+        <w:tc>
+          <w:tcPr>
+            <w:tcW w:type="dxa" w:w="8760"/>
+          </w:tcPr>
+          <w:p>
+            <w:pPr>
+              <w:keepLines/>
+              <w:spacing w:after="60" w:before="60"/>
+            </w:pPr>
+            <w:r>
+              <w:rPr>
+                <w:rFonts w:ascii="Calibri" w:cs="Calibri" w:eastAsia="Calibri" w:hAnsi="Calibri"/>
+                <w:b/>
+                <w:bCs/>
+                <w:color w:val="111111"/>
+                <w:sz w:val="18"/>
+                <w:szCs w:val="18"/>
+              </w:rPr>
+              <w:t xml:space="preserve">Hosting &amp; Administration</w:t>
+            </w:r>
+            <w:r>
+              <w:rPr>
+                <w:rFonts w:ascii="Calibri" w:cs="Calibri" w:eastAsia="Calibri" w:hAnsi="Calibri"/>
+                <w:color w:val="555555"/>
+                <w:sz w:val="18"/>
+                <w:szCs w:val="18"/>
+              </w:rPr>
+              <w:t xml:space="preserve">  —  Hostinger, cPanel, Domain Management, Website Deployment, Backups</w:t>
+            </w:r>
+          </w:p>
+        </w:tc>
+        <w:tc>
+          <w:tcPr>
+            <w:tcW w:type="dxa" w:w="1350"/>
+          </w:tcPr>
+          <w:p>
+            <w:pPr>
+              <w:keepLines/>
+              <w:spacing w:after="60" w:before="60"/>
+              <w:jc w:val="right"/>
+            </w:pPr>
+            <w:r>
+              <w:rPr>
+                <w:rFonts w:ascii="Calibri" w:cs="Calibri" w:eastAsia="Calibri" w:hAnsi="Calibri"/>
+                <w:color w:val="5B3FF8"/>
+                <w:sz w:val="17"/>
+                <w:szCs w:val="17"/>
+              </w:rPr>
+              <w:t xml:space="preserve">●●●●○  Proficient</w:t>
+            </w:r>
+          </w:p>
+        </w:tc>
+      </w:tr>
+      <w:tr>
+        <w:trPr>
+          <w:cantSplit/>
+        </w:trPr>
+        <w:tc>
+          <w:tcPr>
+            <w:tcW w:type="dxa" w:w="8760"/>
+          </w:tcPr>
+          <w:p>
+            <w:pPr>
+              <w:keepLines/>
+              <w:spacing w:after="60" w:before="60"/>
+            </w:pPr>
+            <w:r>
+              <w:rPr>
+                <w:rFonts w:ascii="Calibri" w:cs="Calibri" w:eastAsia="Calibri" w:hAnsi="Calibri"/>
+                <w:b/>
+                <w:bCs/>
+                <w:color w:val="111111"/>
+                <w:sz w:val="18"/>
+                <w:szCs w:val="18"/>
+              </w:rPr>
+              <w:t xml:space="preserve">CMS &amp; Website Management</w:t>
+            </w:r>
+            <w:r>
+              <w:rPr>
+                <w:rFonts w:ascii="Calibri" w:cs="Calibri" w:eastAsia="Calibri" w:hAnsi="Calibri"/>
+                <w:color w:val="555555"/>
+                <w:sz w:val="18"/>
+                <w:szCs w:val="18"/>
+              </w:rPr>
+              <w:t xml:space="preserve">  —  WordPress Admin, Plugin Management, Content Updates, Website Maintenance</w:t>
+            </w:r>
+          </w:p>
+        </w:tc>
+        <w:tc>
+          <w:tcPr>
+            <w:tcW w:type="dxa" w:w="1350"/>
+          </w:tcPr>
+          <w:p>
+            <w:pPr>
+              <w:keepLines/>
+              <w:spacing w:after="60" w:before="60"/>
+              <w:jc w:val="right"/>
+            </w:pPr>
+            <w:r>
+              <w:rPr>
+                <w:rFonts w:ascii="Calibri" w:cs="Calibri" w:eastAsia="Calibri" w:hAnsi="Calibri"/>
+                <w:color w:val="5B3FF8"/>
+                <w:sz w:val="17"/>
+                <w:szCs w:val="17"/>
+              </w:rPr>
+              <w:t xml:space="preserve">●●●●○  Proficient</w:t>
+            </w:r>
+          </w:p>
+        </w:tc>
+      </w:tr>
+      <w:tr>
+        <w:trPr>
+          <w:cantSplit/>
+        </w:trPr>
+        <w:tc>
+          <w:tcPr>
+            <w:tcW w:type="dxa" w:w="8760"/>
+          </w:tcPr>
+          <w:p>
+            <w:pPr>
+              <w:keepLines/>
+              <w:spacing w:after="60" w:before="60"/>
+            </w:pPr>
+            <w:r>
+              <w:rPr>
+                <w:rFonts w:ascii="Calibri" w:cs="Calibri" w:eastAsia="Calibri" w:hAnsi="Calibri"/>
+                <w:b/>
+                <w:bCs/>
+                <w:color w:val="111111"/>
+                <w:sz w:val="18"/>
+                <w:szCs w:val="18"/>
+              </w:rPr>
+              <w:t xml:space="preserve">Security</w:t>
+            </w:r>
+            <w:r>
+              <w:rPr>
+                <w:rFonts w:ascii="Calibri" w:cs="Calibri" w:eastAsia="Calibri" w:hAnsi="Calibri"/>
+                <w:color w:val="555555"/>
+                <w:sz w:val="18"/>
+                <w:szCs w:val="18"/>
+              </w:rPr>
+              <w:t xml:space="preserve">  —  Security Awareness Testing, Simulated Phishing Pages, SOC Operations, Website Troubleshooting</w:t>
+            </w:r>
+          </w:p>
+        </w:tc>
+        <w:tc>
+          <w:tcPr>
+            <w:tcW w:type="dxa" w:w="1350"/>
+          </w:tcPr>
+          <w:p>
+            <w:pPr>
+              <w:keepLines/>
+              <w:spacing w:after="60" w:before="60"/>
+              <w:jc w:val="right"/>
+            </w:pPr>
+            <w:r>
+              <w:rPr>
+                <w:rFonts w:ascii="Calibri" w:cs="Calibri" w:eastAsia="Calibri" w:hAnsi="Calibri"/>
+                <w:color w:val="5B3FF8"/>
+                <w:sz w:val="17"/>
+                <w:szCs w:val="17"/>
+              </w:rPr>
+              <w:t xml:space="preserve">●●●●●  Expert</w:t>
+            </w:r>
+          </w:p>
+        </w:tc>
+      </w:tr>
+      <w:tr>
+        <w:trPr>
+          <w:cantSplit/>
+        </w:trPr>
+        <w:tc>
+          <w:tcPr>
+            <w:tcW w:type="dxa" w:w="8760"/>
+          </w:tcPr>
+          <w:p>
+            <w:pPr>
+              <w:keepLines/>
+              <w:spacing w:after="60" w:before="60"/>
+            </w:pPr>
+            <w:r>
+              <w:rPr>
+                <w:rFonts w:ascii="Calibri" w:cs="Calibri" w:eastAsia="Calibri" w:hAnsi="Calibri"/>
+                <w:b/>
+                <w:bCs/>
+                <w:color w:val="111111"/>
+                <w:sz w:val="18"/>
+                <w:szCs w:val="18"/>
+              </w:rPr>
+              <w:t xml:space="preserve">Digital Tools</w:t>
+            </w:r>
+            <w:r>
+              <w:rPr>
+                <w:rFonts w:ascii="Calibri" w:cs="Calibri" w:eastAsia="Calibri" w:hAnsi="Calibri"/>
+                <w:color w:val="555555"/>
+                <w:sz w:val="18"/>
+                <w:szCs w:val="18"/>
+              </w:rPr>
+              <w:t xml:space="preserve">  —  Google Workspace, Canva, Social Media Management</w:t>
+            </w:r>
+          </w:p>
+        </w:tc>
+        <w:tc>
+          <w:tcPr>
+            <w:tcW w:type="dxa" w:w="1350"/>
+          </w:tcPr>
+          <w:p>
+            <w:pPr>
+              <w:keepLines/>
+              <w:spacing w:after="60" w:before="60"/>
+              <w:jc w:val="right"/>
+            </w:pPr>
+            <w:r>
+              <w:rPr>
+                <w:rFonts w:ascii="Calibri" w:cs="Calibri" w:eastAsia="Calibri" w:hAnsi="Calibri"/>
+                <w:color w:val="5B3FF8"/>
+                <w:sz w:val="17"/>
+                <w:szCs w:val="17"/>
+              </w:rPr>
+              <w:t xml:space="preserve">●●●●●  Expert</w:t>
+            </w:r>
+          </w:p>
+        </w:tc>
+      </w:tr>
+      <w:tr>
+        <w:trPr>
+          <w:cantSplit/>
+        </w:trPr>
+        <w:tc>
+          <w:tcPr>
+            <w:tcW w:type="dxa" w:w="8760"/>
+          </w:tcPr>
+          <w:p>
+            <w:pPr>
+              <w:keepLines/>
+              <w:spacing w:after="60" w:before="60"/>
+            </w:pPr>
+            <w:r>
+              <w:rPr>
+                <w:rFonts w:ascii="Calibri" w:cs="Calibri" w:eastAsia="Calibri" w:hAnsi="Calibri"/>
+                <w:b/>
+                <w:bCs/>
+                <w:color w:val="111111"/>
+                <w:sz w:val="18"/>
+                <w:szCs w:val="18"/>
+              </w:rPr>
+              <w:t xml:space="preserve">Other</w:t>
+            </w:r>
+            <w:r>
+              <w:rPr>
+                <w:rFonts w:ascii="Calibri" w:cs="Calibri" w:eastAsia="Calibri" w:hAnsi="Calibri"/>
+                <w:color w:val="555555"/>
+                <w:sz w:val="18"/>
+                <w:szCs w:val="18"/>
+              </w:rPr>
+              <w:t xml:space="preserve">  —  Responsive Design, Website Testing, Client Requirements Gathering, Technical Support</w:t>
+            </w:r>
+          </w:p>
+        </w:tc>
+        <w:tc>
+          <w:tcPr>
+            <w:tcW w:type="dxa" w:w="1350"/>
+          </w:tcPr>
+          <w:p>
+            <w:pPr>
+              <w:keepLines/>
+              <w:spacing w:after="60" w:before="60"/>
+              <w:jc w:val="right"/>
+            </w:pPr>
+          </w:p>
+        </w:tc>
+      </w:tr>
+    </w:tbl>
     <w:sectPr>
       <w:pgSz w:w="11906" w:h="16838" w:orient="portrait"/>
       <w:pgMar w:top="720" w:right="900" w:bottom="720" w:left="900" w:header="708" w:footer="708" w:gutter="0"/>
